--- a/tillsyn/A 31347-2025 tillsynsbegäran.docx
+++ b/tillsyn/A 31347-2025 tillsynsbegäran.docx
@@ -648,7 +648,7 @@
     <w:r>
       <w:tab/>
       <w:tab/>
-      <w:t>2026-06-18</w:t>
+      <w:t>2026-06-19</w:t>
       <w:br/>
       <w:br/>
     </w:r>

--- a/tillsyn/A 31347-2025 tillsynsbegäran.docx
+++ b/tillsyn/A 31347-2025 tillsynsbegäran.docx
@@ -648,7 +648,7 @@
     <w:r>
       <w:tab/>
       <w:tab/>
-      <w:t>2026-06-19</w:t>
+      <w:t>2026-06-20</w:t>
       <w:br/>
       <w:br/>
     </w:r>

--- a/tillsyn/A 31347-2025 tillsynsbegäran.docx
+++ b/tillsyn/A 31347-2025 tillsynsbegäran.docx
@@ -12,10 +12,7 @@
     </w:p>
     <w:p>
       <w:r>
-        <w:t>Detta dokument behandlar höga naturvärden i avverkningsanmälan A 31347-2025 i Sollefteå kommun som inkom 2025-06-25 och omfattar 19,5 ha.</w:t>
-      </w:r>
-      <w:r>
-        <w:t xml:space="preserve"> I Figur 1 visas fyndplatser för naturvårdsarter i området, som finns registrerade på Artportalen.</w:t>
+        <w:t>Denna tillsynsbegäran behandlar höga naturvärden i avverkningsanmälan A 31347-2025 i Sollefteå kommun som inkom 2025-06-25 och omfattar 19,5 ha.</w:t>
       </w:r>
     </w:p>
     <w:p>
@@ -63,7 +60,20 @@
         <w:spacing w:after="240"/>
       </w:pPr>
       <w:r>
-        <w:t>Figur 1. Fyndplatser för naturvårdsarter i och inom 25 meter från avverkningsanmälan (röd linje). Inom parentes anges rödlistekategorier, S för signalarter, Tför typiska arter och fridlysningsparagrafer i artskyddsförordningen.Markörer utan svart kant är placerade på fyndplatsen. Markörer med svart kant är placerade vid sidan av fyndplatsen och har ett svart streck som visar fyndplatsens exakta position. Kartans mittpunktskoordinat är N 7034270, E 594381 i SWEREF 99 TM.</w:t>
+        <w:t>Figur 1. Fyndplatser för naturvårdsarter i och inom 25 meter från avverkningsanmälan. Markörer utan svart kant är placerade på fyndplatsen. Markörer med svart kant är placerade vid sidan av fyndplatsen har ett svart streck som visar fyndplatsens exakta position. Kartans mittpunktskoordinat är N 7034270, E 594381 i SWEREF 99 TM.</w:t>
+      </w:r>
+    </w:p>
+    <w:p>
+      <w:r>
+        <w:t>I och inom 25 meter från avverkningsanmälan finns fynd av 6 naturvårdsarter, varav 1 är rödlistad, 5 är fridlysta, 4 är typiska (T) och 1 är signalart (S): tretåig hackspett (NT, T, §4), nästlav (S, T), mattlummer (T, §9), tjäder (T, §4), orre (§4) och vanlig groda (§6). Se Figur 1.</w:t>
+      </w:r>
+    </w:p>
+    <w:p>
+      <w:pPr>
+        <w:pStyle w:val="Heading1"/>
+      </w:pPr>
+      <w:r>
+        <w:t>Tillsynsbegäran</w:t>
       </w:r>
     </w:p>
     <w:p>
@@ -77,53 +87,65 @@
       </w:r>
     </w:p>
     <w:p>
-      <w:r>
-        <w:t>Nedan beskrivs fynd av naturvårdsarter och fridlysta arter som gjorts i det avverkningsanmälda området. I BILAGA 1 finns artfakta om fridlysta arter.</w:t>
-      </w:r>
-    </w:p>
-    <w:p>
       <w:pPr>
         <w:pStyle w:val="Heading1"/>
       </w:pPr>
       <w:r>
-        <w:t>Naturvårdsarter</w:t>
+        <w:t>Naturvårdsarter och fridlysta arter</w:t>
       </w:r>
     </w:p>
     <w:p>
       <w:r>
-        <w:t>I och inom 25 meter från avverkningsanmälan har följande 6 naturvårdsarter hittats: tretåig hackspett (NT, T, §4), nästlav (S, T), mattlummer (T, §9), tjäder (T, §4), orre (§4) och vanlig groda (§6). Av dessa är 1 rödlistade. För rödlistade arter har rödlistekategorin angivits inom parentes. Arter som är signalarter enligt Skogsstyrelsen har markerats med (S). Typiska arter inom Natura 2000 som är kopplade till skogsekosystem har markerats med (T). För fridlysta arter anges även paragrafen i Artskyddsförordningen som arten är fridlyst enligt.</w:t>
+        <w:t>Nedan följer beskrivningar av de naturvårdsarter och fridlysta arter som har sina livsmiljöer och växtplatser i den avverkningsanmälda skogen. Se även ytterligare artfakta i BILAGA 1. De påträffade naturvårdsarterna är ett tydligt kvitto på att det rör sig om en skog med höga naturvärden.</w:t>
       </w:r>
     </w:p>
     <w:p>
       <w:r>
-        <w:t>De påträffade naturvårdsarterna är ett tydligt kvitto på att det rör sig om en skog med höga naturvärden.</w:t>
+        <w:rPr>
+          <w:b/>
+        </w:rPr>
+        <w:t>Tretåig hackspett (NT, §4)</w:t>
       </w:r>
-    </w:p>
-    <w:p>
-      <w:pPr>
-        <w:pStyle w:val="Heading2"/>
-      </w:pPr>
       <w:r>
-        <w:t>Fridlysta arter</w:t>
+        <w:t xml:space="preserve"> är rödlistad som nära hotad och ingår i bilaga 1 i EU:s fågeldirektiv. Tretåig hackspett är för sin överlevnad beroende av kontinuerlig tillförsel av äldre döende och död ved, som sker genom naturliga självgallringsprocesser i äldre grannaturskogar och barrblandade naturskogar. Om en skog genom skogsbruk gallras eller glesas ur så upphör och uteblir i stort sett den naturliga självgallringsprocessen för mycket lång tid framöver vilket omöjliggör upprätthållandet av den kontinuerliga ekologiska funktionen i ett område. Det finns studier som visar att naturskogens självgallringsprocess som den tretåiga hackspetten är beroende av, inte kan ersättas med efterlämnad hänsyn i skogsbruket (Imbeau &amp; Desrochers, 2002). Storleken på häckningsreviret varierar med skogstypen, förekomsten av död ved och graden av fragmentering, men är i allmänhet i storleksordningen 25–100 hektar. Vintertid krävs ofta betydligt större områden och det finns studier som antyder att arten behöver minst 100 hektar äldre skog. I områden med låg bonitet kan det behövas över 200 hektar lämpligt habitat för att ett par ska kunna reproducera sig. Områden med dokumenterad permanent förekomst i naturskogsmiljöer har vanligen så stora naturvärden att skogsbruk är olämpligt. Tretåig hackspett är typisk art för </w:t>
+      </w:r>
+      <w:r>
+        <w:rPr>
+          <w:i/>
+        </w:rPr>
+        <w:t xml:space="preserve">9010 Taiga, 9740 Skogsbevuxen myr, 9030 Landhöjningsskog </w:t>
+      </w:r>
+      <w:r>
+        <w:t xml:space="preserve">och </w:t>
+      </w:r>
+      <w:r>
+        <w:rPr>
+          <w:i/>
+        </w:rPr>
+        <w:t>9040 Fjällbjörkskog</w:t>
+      </w:r>
+      <w:r>
+        <w:t xml:space="preserve"> (Skogsstyrelsen, 2016; SLU Artdatabanken, 2024).</w:t>
       </w:r>
     </w:p>
     <w:p>
       <w:r>
-        <w:t>Följande fridlysta arter har sina livsmiljöer och växtplatser i den avverkningsanmälda skogen: tretåig hackspett (NT, T, §4), mattlummer (T, §9), tjäder (T, §4), orre (§4) och vanlig groda (§6).</w:t>
+        <w:rPr>
+          <w:b/>
+        </w:rPr>
+        <w:t>Nästlav</w:t>
       </w:r>
-    </w:p>
-    <w:p>
       <w:r>
-        <w:t xml:space="preserve">Observera att medlemsländerna är skyldiga att agera i enlighet med EU:s fågeldirektiv där det uttryckligen står att direktivet gäller för fåglar samt för deras ägg, bon och </w:t>
+        <w:t xml:space="preserve"> indikerar söder om den naturliga norrlandsgränsen äldre barrskogsområden med höga naturvärden där andra ovanliga nordliga barrskogsarter kan påträffas. Nästlav är typisk art för </w:t>
       </w:r>
       <w:r>
         <w:rPr>
-          <w:b/>
+          <w:i/>
         </w:rPr>
-        <w:t xml:space="preserve">livsmiljöer </w:t>
+        <w:t xml:space="preserve">9010 Taiga </w:t>
       </w:r>
       <w:r>
-        <w:t>(artikel 1). Vidare att de åtgärder som vidtas inte får leda till en försämring av den nuvarande situationen beträffande bevarandet av de fågelarter som avses i artikel 1 (artikel 13). Fågeldirektivet är styrande för tillsynsansvariga myndigheters ärendehantering, ställningstaganden och beslutsfattande.</w:t>
+        <w:t>(Nitare &amp; Skogsstyrelsen, 2019; SLU Artdatabanken, 2025).</w:t>
       </w:r>
     </w:p>
     <w:p>
@@ -176,65 +198,25 @@
       </w:r>
     </w:p>
     <w:p>
+      <w:pPr>
+        <w:pStyle w:val="Heading1"/>
+      </w:pPr>
+      <w:r>
+        <w:t>EU:s fågeldirektiv</w:t>
+      </w:r>
+    </w:p>
+    <w:p>
+      <w:r>
+        <w:t xml:space="preserve">Europeiska unionens medlemsländer är skyldiga att agera i enlighet med EU:s fågeldirektiv där det uttryckligen står att direktivet gäller för fåglar samt för deras ägg, bon och </w:t>
+      </w:r>
       <w:r>
         <w:rPr>
           <w:b/>
         </w:rPr>
-        <w:t>Tretåig hackspett (NT, §4)</w:t>
+        <w:t xml:space="preserve">livsmiljöer </w:t>
       </w:r>
       <w:r>
-        <w:t xml:space="preserve"> är rödlistad som nära hotad och ingår i bilaga 1 i EU:s fågeldirektiv. Tretåig hackspett är för sin överlevnad beroende av kontinuerlig tillförsel av äldre döende och död ved, som sker genom naturliga självgallringsprocesser i äldre grannaturskogar och barrblandade naturskogar. Om en skog genom skogsbruk gallras eller glesas ur så upphör och uteblir i stort sett den naturliga självgallringsprocessen för mycket lång tid framöver vilket omöjliggör upprätthållandet av den kontinuerliga ekologiska funktionen i ett område. Det finns studier som visar att naturskogens självgallringsprocess som den tretåiga hackspetten är beroende av, inte kan ersättas med efterlämnad hänsyn i skogsbruket (Imbeau &amp; Desrochers, 2002). Storleken på häckningsreviret varierar med skogstypen, förekomsten av död ved och graden av fragmentering, men är i allmänhet i storleksordningen 25–100 hektar. Vintertid krävs ofta betydligt större områden och det finns studier som antyder att arten behöver minst 100 hektar äldre skog. I områden med låg bonitet kan det behövas över 200 hektar lämpligt habitat för att ett par ska kunna reproducera sig. Områden med dokumenterad permanent förekomst i naturskogsmiljöer har vanligen så stora naturvärden att skogsbruk är olämpligt. Tretåig hackspett är typisk art för </w:t>
-      </w:r>
-      <w:r>
-        <w:rPr>
-          <w:i/>
-        </w:rPr>
-        <w:t xml:space="preserve">9010 Taiga, 9740 Skogsbevuxen myr, 9030 Landhöjningsskog </w:t>
-      </w:r>
-      <w:r>
-        <w:t xml:space="preserve">och </w:t>
-      </w:r>
-      <w:r>
-        <w:rPr>
-          <w:i/>
-        </w:rPr>
-        <w:t>9040 Fjällbjörkskog</w:t>
-      </w:r>
-      <w:r>
-        <w:t xml:space="preserve"> (Skogsstyrelsen, 2016; SLU Artdatabanken, 2024).</w:t>
-      </w:r>
-    </w:p>
-    <w:p>
-      <w:r>
-        <w:t>I BILAGA 1 finns mer detaljerad information om ekologi samt krav på livsmiljö hos fridlysta arter.</w:t>
-      </w:r>
-    </w:p>
-    <w:p>
-      <w:pPr>
-        <w:pStyle w:val="Heading2"/>
-      </w:pPr>
-      <w:r>
-        <w:t>Övriga naturvårdsarter</w:t>
-      </w:r>
-    </w:p>
-    <w:p>
-      <w:r>
-        <w:rPr>
-          <w:b/>
-        </w:rPr>
-        <w:t>Nästlav</w:t>
-      </w:r>
-      <w:r>
-        <w:t xml:space="preserve"> indikerar söder om den naturliga norrlandsgränsen äldre barrskogsområden med höga naturvärden där andra ovanliga nordliga barrskogsarter kan påträffas. Nästlav är typisk art för </w:t>
-      </w:r>
-      <w:r>
-        <w:rPr>
-          <w:i/>
-        </w:rPr>
-        <w:t xml:space="preserve">9010 Taiga </w:t>
-      </w:r>
-      <w:r>
-        <w:t>(Nitare &amp; Skogsstyrelsen, 2019; SLU Artdatabanken, 2025).</w:t>
+        <w:t>(artikel 1). Vidare att de åtgärder som vidtas inte får leda till en försämring av den nuvarande situationen beträffande bevarandet av de fågelarter som avses i artikel 1 (artikel 13). Fågeldirektivet är styrande för tillsynsansvariga myndigheters ärendehantering, ställningstaganden och beslutsfattande.</w:t>
       </w:r>
     </w:p>
     <w:p>
@@ -248,75 +230,6 @@
       </w:pPr>
       <w:r>
         <w:t>BILAGA 1 – Fridlysta arter</w:t>
-      </w:r>
-    </w:p>
-    <w:p>
-      <w:pPr>
-        <w:pStyle w:val="Heading1"/>
-      </w:pPr>
-      <w:r>
-        <w:t>Tjäder – ekologi samt krav på livsmiljön</w:t>
-      </w:r>
-    </w:p>
-    <w:p>
-      <w:r>
-        <w:t xml:space="preserve">Tjäder (§4) omfattas av bilaga 1 och 2 EU:s fågeldirektiv och är typisk art för </w:t>
-      </w:r>
-      <w:r>
-        <w:rPr>
-          <w:i/>
-        </w:rPr>
-        <w:t xml:space="preserve">9010 Taiga </w:t>
-      </w:r>
-      <w:r>
-        <w:t xml:space="preserve">och </w:t>
-      </w:r>
-      <w:r>
-        <w:rPr>
-          <w:i/>
-        </w:rPr>
-        <w:t>9740 Skogsbevuxen myr</w:t>
-      </w:r>
-      <w:r>
-        <w:t>. Tjädern är en utpräglad skogsfågel knuten till större sammanhängande barrskogsområden. Tupparna och hönorna utnyttjar till viss del olika miljöer, och habitatvalet varierar dessutom mellan olika delar av året. För att det ska finnas livskraftiga tjäderbestånd krävs funktionella skogslandskap med en blandning av uppvuxen, gles och luckig skog, täta sumpskogar, myrar och andra små våtmarker (Skogsstyrelsen, 2019; SLU Artdatabanken 2024).</w:t>
-      </w:r>
-    </w:p>
-    <w:p>
-      <w:r>
-        <w:t>Arten försvinner när skogen fragmenteras och den sammanlagda arealen hyggen och andra öppna områden blir för stor. Ett småskaligt och försiktigt virkesuttag genom hyggesfria metoder kan i vissa fall vara möjligt i området inom 200 m från lekcentrum. Längre ut från lekcentrum, inom 200–500 m bör den avverkade ytan inte överskrida 1 hektar för att undvika alltför stora och snabba förändringar (Skogsstyrelsen, 2019).</w:t>
-      </w:r>
-    </w:p>
-    <w:p>
-      <w:pPr>
-        <w:pStyle w:val="Heading2"/>
-      </w:pPr>
-      <w:r>
-        <w:t>Referenser – tjäder</w:t>
-      </w:r>
-    </w:p>
-    <w:p>
-      <w:r>
-        <w:t xml:space="preserve">Skogsstyrelsen, 2019. </w:t>
-      </w:r>
-      <w:r>
-        <w:rPr>
-          <w:i/>
-        </w:rPr>
-        <w:t>Vägledning för hänsyn till fåglar – tjäder.</w:t>
-      </w:r>
-    </w:p>
-    <w:p>
-      <w:r>
-        <w:t xml:space="preserve">SLU Artdatabanken, 2024. </w:t>
-      </w:r>
-      <w:r>
-        <w:rPr>
-          <w:i/>
-        </w:rPr>
-        <w:t xml:space="preserve">Artfaktablad. Naturvård – artfakta. </w:t>
-      </w:r>
-      <w:r>
-        <w:t>SLU Artdatabanken, Uppsala</w:t>
       </w:r>
     </w:p>
     <w:p>
@@ -520,6 +433,75 @@
         <w:t>Acta Ornithologica 40(1): 53–60.</w:t>
       </w:r>
     </w:p>
+    <w:p>
+      <w:pPr>
+        <w:pStyle w:val="Heading1"/>
+      </w:pPr>
+      <w:r>
+        <w:t>Tjäder – ekologi samt krav på livsmiljön</w:t>
+      </w:r>
+    </w:p>
+    <w:p>
+      <w:r>
+        <w:t xml:space="preserve">Tjäder (§4) omfattas av bilaga 1 och 2 EU:s fågeldirektiv och är typisk art för </w:t>
+      </w:r>
+      <w:r>
+        <w:rPr>
+          <w:i/>
+        </w:rPr>
+        <w:t xml:space="preserve">9010 Taiga </w:t>
+      </w:r>
+      <w:r>
+        <w:t xml:space="preserve">och </w:t>
+      </w:r>
+      <w:r>
+        <w:rPr>
+          <w:i/>
+        </w:rPr>
+        <w:t>9740 Skogsbevuxen myr</w:t>
+      </w:r>
+      <w:r>
+        <w:t>. Tjädern är en utpräglad skogsfågel knuten till större sammanhängande barrskogsområden. Tupparna och hönorna utnyttjar till viss del olika miljöer, och habitatvalet varierar dessutom mellan olika delar av året. För att det ska finnas livskraftiga tjäderbestånd krävs funktionella skogslandskap med en blandning av uppvuxen, gles och luckig skog, täta sumpskogar, myrar och andra små våtmarker (Skogsstyrelsen, 2019; SLU Artdatabanken 2024).</w:t>
+      </w:r>
+    </w:p>
+    <w:p>
+      <w:r>
+        <w:t>Arten försvinner när skogen fragmenteras och den sammanlagda arealen hyggen och andra öppna områden blir för stor. Ett småskaligt och försiktigt virkesuttag genom hyggesfria metoder kan i vissa fall vara möjligt i området inom 200 m från lekcentrum. Längre ut från lekcentrum, inom 200–500 m bör den avverkade ytan inte överskrida 1 hektar för att undvika alltför stora och snabba förändringar (Skogsstyrelsen, 2019).</w:t>
+      </w:r>
+    </w:p>
+    <w:p>
+      <w:pPr>
+        <w:pStyle w:val="Heading2"/>
+      </w:pPr>
+      <w:r>
+        <w:t>Referenser – tjäder</w:t>
+      </w:r>
+    </w:p>
+    <w:p>
+      <w:r>
+        <w:t xml:space="preserve">Skogsstyrelsen, 2019. </w:t>
+      </w:r>
+      <w:r>
+        <w:rPr>
+          <w:i/>
+        </w:rPr>
+        <w:t>Vägledning för hänsyn till fåglar – tjäder.</w:t>
+      </w:r>
+    </w:p>
+    <w:p>
+      <w:r>
+        <w:t xml:space="preserve">SLU Artdatabanken, 2024. </w:t>
+      </w:r>
+      <w:r>
+        <w:rPr>
+          <w:i/>
+        </w:rPr>
+        <w:t xml:space="preserve">Artfaktablad. Naturvård – artfakta. </w:t>
+      </w:r>
+      <w:r>
+        <w:t>SLU Artdatabanken, Uppsala</w:t>
+      </w:r>
+    </w:p>
     <w:sectPr>
       <w:headerReference w:type="even" r:id="rId8"/>
       <w:headerReference w:type="default" r:id="rId9"/>
@@ -648,7 +630,7 @@
     <w:r>
       <w:tab/>
       <w:tab/>
-      <w:t>2026-06-20</w:t>
+      <w:t>2026-06-21</w:t>
       <w:br/>
       <w:br/>
     </w:r>

--- a/tillsyn/A 31347-2025 tillsynsbegäran.docx
+++ b/tillsyn/A 31347-2025 tillsynsbegäran.docx
@@ -630,7 +630,7 @@
     <w:r>
       <w:tab/>
       <w:tab/>
-      <w:t>2026-06-21</w:t>
+      <w:t>2026-06-22</w:t>
       <w:br/>
       <w:br/>
     </w:r>

--- a/tillsyn/A 31347-2025 tillsynsbegäran.docx
+++ b/tillsyn/A 31347-2025 tillsynsbegäran.docx
@@ -630,7 +630,7 @@
     <w:r>
       <w:tab/>
       <w:tab/>
-      <w:t>2026-06-22</w:t>
+      <w:t>2026-06-23</w:t>
       <w:br/>
       <w:br/>
     </w:r>

--- a/tillsyn/A 31347-2025 tillsynsbegäran.docx
+++ b/tillsyn/A 31347-2025 tillsynsbegäran.docx
@@ -630,7 +630,7 @@
     <w:r>
       <w:tab/>
       <w:tab/>
-      <w:t>2026-06-23</w:t>
+      <w:t>2026-06-24</w:t>
       <w:br/>
       <w:br/>
     </w:r>

--- a/tillsyn/A 31347-2025 tillsynsbegäran.docx
+++ b/tillsyn/A 31347-2025 tillsynsbegäran.docx
@@ -630,7 +630,7 @@
     <w:r>
       <w:tab/>
       <w:tab/>
-      <w:t>2026-06-24</w:t>
+      <w:t>2026-06-25</w:t>
       <w:br/>
       <w:br/>
     </w:r>

--- a/tillsyn/A 31347-2025 tillsynsbegäran.docx
+++ b/tillsyn/A 31347-2025 tillsynsbegäran.docx
@@ -630,7 +630,7 @@
     <w:r>
       <w:tab/>
       <w:tab/>
-      <w:t>2026-06-25</w:t>
+      <w:t>2026-06-26</w:t>
       <w:br/>
       <w:br/>
     </w:r>

--- a/tillsyn/A 31347-2025 tillsynsbegäran.docx
+++ b/tillsyn/A 31347-2025 tillsynsbegäran.docx
@@ -630,7 +630,7 @@
     <w:r>
       <w:tab/>
       <w:tab/>
-      <w:t>2026-06-26</w:t>
+      <w:t>2026-06-27</w:t>
       <w:br/>
       <w:br/>
     </w:r>

--- a/tillsyn/A 31347-2025 tillsynsbegäran.docx
+++ b/tillsyn/A 31347-2025 tillsynsbegäran.docx
@@ -630,7 +630,7 @@
     <w:r>
       <w:tab/>
       <w:tab/>
-      <w:t>2026-06-27</w:t>
+      <w:t>2026-06-28</w:t>
       <w:br/>
       <w:br/>
     </w:r>

--- a/tillsyn/A 31347-2025 tillsynsbegäran.docx
+++ b/tillsyn/A 31347-2025 tillsynsbegäran.docx
@@ -630,7 +630,7 @@
     <w:r>
       <w:tab/>
       <w:tab/>
-      <w:t>2026-06-28</w:t>
+      <w:t>2026-06-29</w:t>
       <w:br/>
       <w:br/>
     </w:r>

--- a/tillsyn/A 31347-2025 tillsynsbegäran.docx
+++ b/tillsyn/A 31347-2025 tillsynsbegäran.docx
@@ -630,7 +630,7 @@
     <w:r>
       <w:tab/>
       <w:tab/>
-      <w:t>2026-06-29</w:t>
+      <w:t>2026-06-30</w:t>
       <w:br/>
       <w:br/>
     </w:r>

--- a/tillsyn/A 31347-2025 tillsynsbegäran.docx
+++ b/tillsyn/A 31347-2025 tillsynsbegäran.docx
@@ -630,7 +630,7 @@
     <w:r>
       <w:tab/>
       <w:tab/>
-      <w:t>2026-06-30</w:t>
+      <w:t>2026-07-01</w:t>
       <w:br/>
       <w:br/>
     </w:r>

--- a/tillsyn/A 31347-2025 tillsynsbegäran.docx
+++ b/tillsyn/A 31347-2025 tillsynsbegäran.docx
@@ -630,7 +630,7 @@
     <w:r>
       <w:tab/>
       <w:tab/>
-      <w:t>2026-07-13</w:t>
+      <w:t>2026-07-14</w:t>
       <w:br/>
       <w:br/>
     </w:r>

--- a/tillsyn/A 31347-2025 tillsynsbegäran.docx
+++ b/tillsyn/A 31347-2025 tillsynsbegäran.docx
@@ -630,7 +630,7 @@
     <w:r>
       <w:tab/>
       <w:tab/>
-      <w:t>2026-07-14</w:t>
+      <w:t>2026-07-15</w:t>
       <w:br/>
       <w:br/>
     </w:r>

--- a/tillsyn/A 31347-2025 tillsynsbegäran.docx
+++ b/tillsyn/A 31347-2025 tillsynsbegäran.docx
@@ -630,7 +630,7 @@
     <w:r>
       <w:tab/>
       <w:tab/>
-      <w:t>2026-07-15</w:t>
+      <w:t>2026-07-16</w:t>
       <w:br/>
       <w:br/>
     </w:r>

--- a/tillsyn/A 31347-2025 tillsynsbegäran.docx
+++ b/tillsyn/A 31347-2025 tillsynsbegäran.docx
@@ -630,7 +630,7 @@
     <w:r>
       <w:tab/>
       <w:tab/>
-      <w:t>2026-07-16</w:t>
+      <w:t>2026-07-17</w:t>
       <w:br/>
       <w:br/>
     </w:r>

--- a/tillsyn/A 31347-2025 tillsynsbegäran.docx
+++ b/tillsyn/A 31347-2025 tillsynsbegäran.docx
@@ -630,7 +630,7 @@
     <w:r>
       <w:tab/>
       <w:tab/>
-      <w:t>2026-07-17</w:t>
+      <w:t>2026-07-18</w:t>
       <w:br/>
       <w:br/>
     </w:r>

--- a/tillsyn/A 31347-2025 tillsynsbegäran.docx
+++ b/tillsyn/A 31347-2025 tillsynsbegäran.docx
@@ -630,7 +630,7 @@
     <w:r>
       <w:tab/>
       <w:tab/>
-      <w:t>2026-07-18</w:t>
+      <w:t>2026-07-19</w:t>
       <w:br/>
       <w:br/>
     </w:r>

--- a/tillsyn/A 31347-2025 tillsynsbegäran.docx
+++ b/tillsyn/A 31347-2025 tillsynsbegäran.docx
@@ -630,7 +630,7 @@
     <w:r>
       <w:tab/>
       <w:tab/>
-      <w:t>2026-07-19</w:t>
+      <w:t>2026-07-20</w:t>
       <w:br/>
       <w:br/>
     </w:r>

--- a/tillsyn/A 31347-2025 tillsynsbegäran.docx
+++ b/tillsyn/A 31347-2025 tillsynsbegäran.docx
@@ -630,7 +630,7 @@
     <w:r>
       <w:tab/>
       <w:tab/>
-      <w:t>2026-07-20</w:t>
+      <w:t>2026-07-21</w:t>
       <w:br/>
       <w:br/>
     </w:r>

--- a/tillsyn/A 31347-2025 tillsynsbegäran.docx
+++ b/tillsyn/A 31347-2025 tillsynsbegäran.docx
@@ -630,7 +630,7 @@
     <w:r>
       <w:tab/>
       <w:tab/>
-      <w:t>2026-07-21</w:t>
+      <w:t>2026-07-22</w:t>
       <w:br/>
       <w:br/>
     </w:r>

--- a/tillsyn/A 31347-2025 tillsynsbegäran.docx
+++ b/tillsyn/A 31347-2025 tillsynsbegäran.docx
@@ -630,7 +630,7 @@
     <w:r>
       <w:tab/>
       <w:tab/>
-      <w:t>2026-07-22</w:t>
+      <w:t>2026-07-23</w:t>
       <w:br/>
       <w:br/>
     </w:r>

--- a/tillsyn/A 31347-2025 tillsynsbegäran.docx
+++ b/tillsyn/A 31347-2025 tillsynsbegäran.docx
@@ -630,7 +630,7 @@
     <w:r>
       <w:tab/>
       <w:tab/>
-      <w:t>2026-07-23</w:t>
+      <w:t>2026-07-24</w:t>
       <w:br/>
       <w:br/>
     </w:r>

--- a/tillsyn/A 31347-2025 tillsynsbegäran.docx
+++ b/tillsyn/A 31347-2025 tillsynsbegäran.docx
@@ -630,7 +630,7 @@
     <w:r>
       <w:tab/>
       <w:tab/>
-      <w:t>2026-07-24</w:t>
+      <w:t>2026-07-25</w:t>
       <w:br/>
       <w:br/>
     </w:r>

--- a/tillsyn/A 31347-2025 tillsynsbegäran.docx
+++ b/tillsyn/A 31347-2025 tillsynsbegäran.docx
@@ -630,7 +630,7 @@
     <w:r>
       <w:tab/>
       <w:tab/>
-      <w:t>2026-07-25</w:t>
+      <w:t>2026-07-26</w:t>
       <w:br/>
       <w:br/>
     </w:r>

--- a/tillsyn/A 31347-2025 tillsynsbegäran.docx
+++ b/tillsyn/A 31347-2025 tillsynsbegäran.docx
@@ -630,7 +630,7 @@
     <w:r>
       <w:tab/>
       <w:tab/>
-      <w:t>2026-07-26</w:t>
+      <w:t>2026-07-27</w:t>
       <w:br/>
       <w:br/>
     </w:r>

--- a/tillsyn/A 31347-2025 tillsynsbegäran.docx
+++ b/tillsyn/A 31347-2025 tillsynsbegäran.docx
@@ -630,7 +630,7 @@
     <w:r>
       <w:tab/>
       <w:tab/>
-      <w:t>2026-07-27</w:t>
+      <w:t>2026-07-28</w:t>
       <w:br/>
       <w:br/>
     </w:r>

--- a/tillsyn/A 31347-2025 tillsynsbegäran.docx
+++ b/tillsyn/A 31347-2025 tillsynsbegäran.docx
@@ -630,7 +630,7 @@
     <w:r>
       <w:tab/>
       <w:tab/>
-      <w:t>2026-07-28</w:t>
+      <w:t>2026-07-29</w:t>
       <w:br/>
       <w:br/>
     </w:r>

--- a/tillsyn/A 31347-2025 tillsynsbegäran.docx
+++ b/tillsyn/A 31347-2025 tillsynsbegäran.docx
@@ -630,7 +630,7 @@
     <w:r>
       <w:tab/>
       <w:tab/>
-      <w:t>2026-07-29</w:t>
+      <w:t>2026-07-30</w:t>
       <w:br/>
       <w:br/>
     </w:r>

--- a/tillsyn/A 31347-2025 tillsynsbegäran.docx
+++ b/tillsyn/A 31347-2025 tillsynsbegäran.docx
@@ -630,7 +630,7 @@
     <w:r>
       <w:tab/>
       <w:tab/>
-      <w:t>2026-07-30</w:t>
+      <w:t>2026-07-31</w:t>
       <w:br/>
       <w:br/>
     </w:r>

--- a/tillsyn/A 31347-2025 tillsynsbegäran.docx
+++ b/tillsyn/A 31347-2025 tillsynsbegäran.docx
@@ -630,7 +630,7 @@
     <w:r>
       <w:tab/>
       <w:tab/>
-      <w:t>2026-07-31</w:t>
+      <w:t>2026-08-01</w:t>
       <w:br/>
       <w:br/>
     </w:r>

--- a/tillsyn/A 31347-2025 tillsynsbegäran.docx
+++ b/tillsyn/A 31347-2025 tillsynsbegäran.docx
@@ -630,7 +630,7 @@
     <w:r>
       <w:tab/>
       <w:tab/>
-      <w:t>2026-08-01</w:t>
+      <w:t>2026-08-02</w:t>
       <w:br/>
       <w:br/>
     </w:r>

--- a/tillsyn/A 31347-2025 tillsynsbegäran.docx
+++ b/tillsyn/A 31347-2025 tillsynsbegäran.docx
@@ -630,7 +630,7 @@
     <w:r>
       <w:tab/>
       <w:tab/>
-      <w:t>2026-08-02</w:t>
+      <w:t>2026-08-03</w:t>
       <w:br/>
       <w:br/>
     </w:r>

--- a/tillsyn/A 31347-2025 tillsynsbegäran.docx
+++ b/tillsyn/A 31347-2025 tillsynsbegäran.docx
@@ -630,7 +630,7 @@
     <w:r>
       <w:tab/>
       <w:tab/>
-      <w:t>2026-08-03</w:t>
+      <w:t>2026-08-05</w:t>
       <w:br/>
       <w:br/>
     </w:r>

--- a/tillsyn/A 31347-2025 tillsynsbegäran.docx
+++ b/tillsyn/A 31347-2025 tillsynsbegäran.docx
@@ -630,7 +630,7 @@
     <w:r>
       <w:tab/>
       <w:tab/>
-      <w:t>2026-08-05</w:t>
+      <w:t>2026-08-07</w:t>
       <w:br/>
       <w:br/>
     </w:r>

--- a/tillsyn/A 31347-2025 tillsynsbegäran.docx
+++ b/tillsyn/A 31347-2025 tillsynsbegäran.docx
@@ -630,7 +630,7 @@
     <w:r>
       <w:tab/>
       <w:tab/>
-      <w:t>2026-08-07</w:t>
+      <w:t>2026-08-08</w:t>
       <w:br/>
       <w:br/>
     </w:r>

--- a/tillsyn/A 31347-2025 tillsynsbegäran.docx
+++ b/tillsyn/A 31347-2025 tillsynsbegäran.docx
@@ -60,7 +60,7 @@
         <w:spacing w:after="240"/>
       </w:pPr>
       <w:r>
-        <w:t>Figur 1. Fyndplatser för naturvårdsarter i och inom 25 meter från avverkningsanmälan. Markörer utan svart kant är placerade på fyndplatsen. Markörer med svart kant är placerade vid sidan av fyndplatsen har ett svart streck som visar fyndplatsens exakta position. Kartans mittpunktskoordinat är N 7034270, E 594381 i SWEREF 99 TM.</w:t>
+        <w:t>Figur 1. Fyndplatser för naturvårdsarter i och inom 25 meter från avverkningsanmälan. Markörer utan svart kant är placerade på fyndplatsen. Markörer med svart kant är placerade vid sidan av fyndplatsen och har ett svart streck som visar fyndplatsens exakta position. Kartans mittpunktskoordinat är N 7034270, E 594381 i SWEREF 99 TM.</w:t>
       </w:r>
     </w:p>
     <w:p>
@@ -630,7 +630,7 @@
     <w:r>
       <w:tab/>
       <w:tab/>
-      <w:t>2026-08-14</w:t>
+      <w:t>2026-08-15</w:t>
       <w:br/>
       <w:br/>
     </w:r>

--- a/tillsyn/A 31347-2025 tillsynsbegäran.docx
+++ b/tillsyn/A 31347-2025 tillsynsbegäran.docx
@@ -630,7 +630,7 @@
     <w:r>
       <w:tab/>
       <w:tab/>
-      <w:t>2026-08-15</w:t>
+      <w:t>2026-08-16</w:t>
       <w:br/>
       <w:br/>
     </w:r>

--- a/tillsyn/A 31347-2025 tillsynsbegäran.docx
+++ b/tillsyn/A 31347-2025 tillsynsbegäran.docx
@@ -630,7 +630,7 @@
     <w:r>
       <w:tab/>
       <w:tab/>
-      <w:t>2026-08-16</w:t>
+      <w:t>2026-08-17</w:t>
       <w:br/>
       <w:br/>
     </w:r>

--- a/tillsyn/A 31347-2025 tillsynsbegäran.docx
+++ b/tillsyn/A 31347-2025 tillsynsbegäran.docx
@@ -630,7 +630,7 @@
     <w:r>
       <w:tab/>
       <w:tab/>
-      <w:t>2026-08-17</w:t>
+      <w:t>2026-08-18</w:t>
       <w:br/>
       <w:br/>
     </w:r>

--- a/tillsyn/A 31347-2025 tillsynsbegäran.docx
+++ b/tillsyn/A 31347-2025 tillsynsbegäran.docx
@@ -630,7 +630,7 @@
     <w:r>
       <w:tab/>
       <w:tab/>
-      <w:t>2026-08-18</w:t>
+      <w:t>2026-08-19</w:t>
       <w:br/>
       <w:br/>
     </w:r>

--- a/tillsyn/A 31347-2025 tillsynsbegäran.docx
+++ b/tillsyn/A 31347-2025 tillsynsbegäran.docx
@@ -630,7 +630,7 @@
     <w:r>
       <w:tab/>
       <w:tab/>
-      <w:t>2026-08-19</w:t>
+      <w:t>2026-08-20</w:t>
       <w:br/>
       <w:br/>
     </w:r>

--- a/tillsyn/A 31347-2025 tillsynsbegäran.docx
+++ b/tillsyn/A 31347-2025 tillsynsbegäran.docx
@@ -630,7 +630,7 @@
     <w:r>
       <w:tab/>
       <w:tab/>
-      <w:t>2026-08-20</w:t>
+      <w:t>2026-08-21</w:t>
       <w:br/>
       <w:br/>
     </w:r>

--- a/tillsyn/A 31347-2025 tillsynsbegäran.docx
+++ b/tillsyn/A 31347-2025 tillsynsbegäran.docx
@@ -630,7 +630,7 @@
     <w:r>
       <w:tab/>
       <w:tab/>
-      <w:t>2026-08-21</w:t>
+      <w:t>2026-08-22</w:t>
       <w:br/>
       <w:br/>
     </w:r>

--- a/tillsyn/A 31347-2025 tillsynsbegäran.docx
+++ b/tillsyn/A 31347-2025 tillsynsbegäran.docx
@@ -630,7 +630,7 @@
     <w:r>
       <w:tab/>
       <w:tab/>
-      <w:t>2026-08-22</w:t>
+      <w:t>2026-08-23</w:t>
       <w:br/>
       <w:br/>
     </w:r>

--- a/tillsyn/A 31347-2025 tillsynsbegäran.docx
+++ b/tillsyn/A 31347-2025 tillsynsbegäran.docx
@@ -630,7 +630,7 @@
     <w:r>
       <w:tab/>
       <w:tab/>
-      <w:t>2026-08-23</w:t>
+      <w:t>2026-08-24</w:t>
       <w:br/>
       <w:br/>
     </w:r>

--- a/tillsyn/A 31347-2025 tillsynsbegäran.docx
+++ b/tillsyn/A 31347-2025 tillsynsbegäran.docx
@@ -630,7 +630,7 @@
     <w:r>
       <w:tab/>
       <w:tab/>
-      <w:t>2026-08-24</w:t>
+      <w:t>2026-08-25</w:t>
       <w:br/>
       <w:br/>
     </w:r>

--- a/tillsyn/A 31347-2025 tillsynsbegäran.docx
+++ b/tillsyn/A 31347-2025 tillsynsbegäran.docx
@@ -630,7 +630,7 @@
     <w:r>
       <w:tab/>
       <w:tab/>
-      <w:t>2026-08-25</w:t>
+      <w:t>2026-08-26</w:t>
       <w:br/>
       <w:br/>
     </w:r>

--- a/tillsyn/A 31347-2025 tillsynsbegäran.docx
+++ b/tillsyn/A 31347-2025 tillsynsbegäran.docx
@@ -630,7 +630,7 @@
     <w:r>
       <w:tab/>
       <w:tab/>
-      <w:t>2026-08-26</w:t>
+      <w:t>2026-08-27</w:t>
       <w:br/>
       <w:br/>
     </w:r>

--- a/tillsyn/A 31347-2025 tillsynsbegäran.docx
+++ b/tillsyn/A 31347-2025 tillsynsbegäran.docx
@@ -630,7 +630,7 @@
     <w:r>
       <w:tab/>
       <w:tab/>
-      <w:t>2026-08-27</w:t>
+      <w:t>2026-08-28</w:t>
       <w:br/>
       <w:br/>
     </w:r>

--- a/tillsyn/A 31347-2025 tillsynsbegäran.docx
+++ b/tillsyn/A 31347-2025 tillsynsbegäran.docx
@@ -630,7 +630,7 @@
     <w:r>
       <w:tab/>
       <w:tab/>
-      <w:t>2026-08-28</w:t>
+      <w:t>2026-08-29</w:t>
       <w:br/>
       <w:br/>
     </w:r>

--- a/tillsyn/A 31347-2025 tillsynsbegäran.docx
+++ b/tillsyn/A 31347-2025 tillsynsbegäran.docx
@@ -630,7 +630,7 @@
     <w:r>
       <w:tab/>
       <w:tab/>
-      <w:t>2026-08-29</w:t>
+      <w:t>2026-08-31</w:t>
       <w:br/>
       <w:br/>
     </w:r>

--- a/tillsyn/A 31347-2025 tillsynsbegäran.docx
+++ b/tillsyn/A 31347-2025 tillsynsbegäran.docx
@@ -630,7 +630,7 @@
     <w:r>
       <w:tab/>
       <w:tab/>
-      <w:t>2026-08-31</w:t>
+      <w:t>2026-09-01</w:t>
       <w:br/>
       <w:br/>
     </w:r>

--- a/tillsyn/A 31347-2025 tillsynsbegäran.docx
+++ b/tillsyn/A 31347-2025 tillsynsbegäran.docx
@@ -630,7 +630,7 @@
     <w:r>
       <w:tab/>
       <w:tab/>
-      <w:t>2026-09-01</w:t>
+      <w:t>2026-09-02</w:t>
       <w:br/>
       <w:br/>
     </w:r>

--- a/tillsyn/A 31347-2025 tillsynsbegäran.docx
+++ b/tillsyn/A 31347-2025 tillsynsbegäran.docx
@@ -630,7 +630,7 @@
     <w:r>
       <w:tab/>
       <w:tab/>
-      <w:t>2026-09-02</w:t>
+      <w:t>2026-09-03</w:t>
       <w:br/>
       <w:br/>
     </w:r>

--- a/tillsyn/A 31347-2025 tillsynsbegäran.docx
+++ b/tillsyn/A 31347-2025 tillsynsbegäran.docx
@@ -630,7 +630,7 @@
     <w:r>
       <w:tab/>
       <w:tab/>
-      <w:t>2026-09-03</w:t>
+      <w:t>2026-09-04</w:t>
       <w:br/>
       <w:br/>
     </w:r>

--- a/tillsyn/A 31347-2025 tillsynsbegäran.docx
+++ b/tillsyn/A 31347-2025 tillsynsbegäran.docx
@@ -630,7 +630,7 @@
     <w:r>
       <w:tab/>
       <w:tab/>
-      <w:t>2026-09-04</w:t>
+      <w:t>2026-09-05</w:t>
       <w:br/>
       <w:br/>
     </w:r>

--- a/tillsyn/A 31347-2025 tillsynsbegäran.docx
+++ b/tillsyn/A 31347-2025 tillsynsbegäran.docx
@@ -630,7 +630,7 @@
     <w:r>
       <w:tab/>
       <w:tab/>
-      <w:t>2026-09-05</w:t>
+      <w:t>2026-09-06</w:t>
       <w:br/>
       <w:br/>
     </w:r>

--- a/tillsyn/A 31347-2025 tillsynsbegäran.docx
+++ b/tillsyn/A 31347-2025 tillsynsbegäran.docx
@@ -630,7 +630,7 @@
     <w:r>
       <w:tab/>
       <w:tab/>
-      <w:t>2026-09-06</w:t>
+      <w:t>2026-09-07</w:t>
       <w:br/>
       <w:br/>
     </w:r>

--- a/tillsyn/A 31347-2025 tillsynsbegäran.docx
+++ b/tillsyn/A 31347-2025 tillsynsbegäran.docx
@@ -630,7 +630,7 @@
     <w:r>
       <w:tab/>
       <w:tab/>
-      <w:t>2026-09-07</w:t>
+      <w:t>2026-09-08</w:t>
       <w:br/>
       <w:br/>
     </w:r>

--- a/tillsyn/A 31347-2025 tillsynsbegäran.docx
+++ b/tillsyn/A 31347-2025 tillsynsbegäran.docx
@@ -630,7 +630,7 @@
     <w:r>
       <w:tab/>
       <w:tab/>
-      <w:t>2026-09-08</w:t>
+      <w:t>2026-09-09</w:t>
       <w:br/>
       <w:br/>
     </w:r>

--- a/tillsyn/A 31347-2025 tillsynsbegäran.docx
+++ b/tillsyn/A 31347-2025 tillsynsbegäran.docx
@@ -630,7 +630,7 @@
     <w:r>
       <w:tab/>
       <w:tab/>
-      <w:t>2026-09-09</w:t>
+      <w:t>2026-09-10</w:t>
       <w:br/>
       <w:br/>
     </w:r>

--- a/tillsyn/A 31347-2025 tillsynsbegäran.docx
+++ b/tillsyn/A 31347-2025 tillsynsbegäran.docx
@@ -630,7 +630,7 @@
     <w:r>
       <w:tab/>
       <w:tab/>
-      <w:t>2026-09-10</w:t>
+      <w:t>2026-09-11</w:t>
       <w:br/>
       <w:br/>
     </w:r>

--- a/tillsyn/A 31347-2025 tillsynsbegäran.docx
+++ b/tillsyn/A 31347-2025 tillsynsbegäran.docx
@@ -630,7 +630,7 @@
     <w:r>
       <w:tab/>
       <w:tab/>
-      <w:t>2026-09-11</w:t>
+      <w:t>2026-09-12</w:t>
       <w:br/>
       <w:br/>
     </w:r>
